--- a/Doc/Database Tables.docx
+++ b/Doc/Database Tables.docx
@@ -62,22 +62,12 @@
           <w:numId w:val="27"/>
         </w:numPr>
       </w:pPr>
-      <w:proofErr w:type="spellStart"/>
-      <w:r>
-        <w:t>UserID</w:t>
-      </w:r>
-      <w:proofErr w:type="spellEnd"/>
-      <w:r>
-        <w:t xml:space="preserve"> (String, Primary Key</w:t>
-      </w:r>
-      <w:r>
-        <w:t xml:space="preserve">, </w:t>
-      </w:r>
-      <w:proofErr w:type="spellStart"/>
-      <w:r>
-        <w:t>NanoID</w:t>
-      </w:r>
-      <w:proofErr w:type="spellEnd"/>
+      <w:r>
+        <w:t>UserID (String, Primary Key</w:t>
+      </w:r>
+      <w:r>
+        <w:t>, NanoID</w:t>
+      </w:r>
       <w:r>
         <w:t>)</w:t>
       </w:r>
@@ -89,18 +79,11 @@
           <w:numId w:val="27"/>
         </w:numPr>
       </w:pPr>
-      <w:proofErr w:type="spellStart"/>
-      <w:proofErr w:type="gramStart"/>
       <w:r>
         <w:t>first</w:t>
       </w:r>
       <w:r>
-        <w:t>name</w:t>
-      </w:r>
-      <w:proofErr w:type="spellEnd"/>
-      <w:proofErr w:type="gramEnd"/>
-      <w:r>
-        <w:t xml:space="preserve"> (String)</w:t>
+        <w:t>name (String)</w:t>
       </w:r>
     </w:p>
     <w:p>
@@ -110,15 +93,8 @@
           <w:numId w:val="27"/>
         </w:numPr>
       </w:pPr>
-      <w:proofErr w:type="spellStart"/>
-      <w:proofErr w:type="gramStart"/>
-      <w:r>
-        <w:t>lastname</w:t>
-      </w:r>
-      <w:proofErr w:type="spellEnd"/>
-      <w:proofErr w:type="gramEnd"/>
-      <w:r>
-        <w:t xml:space="preserve"> (String)</w:t>
+      <w:r>
+        <w:t>lastname (String)</w:t>
       </w:r>
     </w:p>
     <w:p>
@@ -152,22 +128,6 @@
       </w:pPr>
       <w:r>
         <w:t>wallet (String)</w:t>
-      </w:r>
-    </w:p>
-    <w:p>
-      <w:pPr>
-        <w:numPr>
-          <w:ilvl w:val="1"/>
-          <w:numId w:val="27"/>
-        </w:numPr>
-      </w:pPr>
-      <w:proofErr w:type="spellStart"/>
-      <w:r>
-        <w:t>otp</w:t>
-      </w:r>
-      <w:proofErr w:type="spellEnd"/>
-      <w:r>
-        <w:t xml:space="preserve"> (String)</w:t>
       </w:r>
     </w:p>
     <w:p>
@@ -226,13 +186,8 @@
           <w:numId w:val="54"/>
         </w:numPr>
       </w:pPr>
-      <w:proofErr w:type="spellStart"/>
-      <w:r>
-        <w:t>OtpID</w:t>
-      </w:r>
-      <w:proofErr w:type="spellEnd"/>
-      <w:r>
-        <w:t xml:space="preserve"> (String, Primary Key)</w:t>
+      <w:r>
+        <w:t>OtpID (String, Primary Key)</w:t>
       </w:r>
     </w:p>
     <w:p>
@@ -242,21 +197,8 @@
           <w:numId w:val="54"/>
         </w:numPr>
       </w:pPr>
-      <w:proofErr w:type="spellStart"/>
-      <w:r>
-        <w:t>UserID</w:t>
-      </w:r>
-      <w:proofErr w:type="spellEnd"/>
-      <w:r>
-        <w:t xml:space="preserve"> (String, Foreign Key to </w:t>
-      </w:r>
-      <w:proofErr w:type="spellStart"/>
-      <w:r>
-        <w:t>Users.UserID</w:t>
-      </w:r>
-      <w:proofErr w:type="spellEnd"/>
-      <w:r>
-        <w:t>,)</w:t>
+      <w:r>
+        <w:t>UserID (String, Foreign Key to Users.UserID,)</w:t>
       </w:r>
     </w:p>
     <w:p>
@@ -277,45 +219,8 @@
           <w:numId w:val="54"/>
         </w:numPr>
       </w:pPr>
-      <w:proofErr w:type="spellStart"/>
-      <w:r>
-        <w:t>expires_at</w:t>
-      </w:r>
-      <w:proofErr w:type="spellEnd"/>
-      <w:r>
-        <w:t xml:space="preserve"> (</w:t>
-      </w:r>
-      <w:proofErr w:type="spellStart"/>
-      <w:r>
-        <w:t>DateTime</w:t>
-      </w:r>
-      <w:proofErr w:type="spellEnd"/>
-      <w:r>
-        <w:t>)</w:t>
-      </w:r>
-    </w:p>
-    <w:p>
-      <w:pPr>
-        <w:numPr>
-          <w:ilvl w:val="1"/>
-          <w:numId w:val="54"/>
-        </w:numPr>
-      </w:pPr>
-      <w:proofErr w:type="spellStart"/>
-      <w:r>
-        <w:t>created_at</w:t>
-      </w:r>
-      <w:proofErr w:type="spellEnd"/>
-      <w:r>
-        <w:t xml:space="preserve"> (</w:t>
-      </w:r>
-      <w:proofErr w:type="spellStart"/>
-      <w:r>
-        <w:t>DateTime</w:t>
-      </w:r>
-      <w:proofErr w:type="spellEnd"/>
-      <w:r>
-        <w:t>)</w:t>
+      <w:r>
+        <w:t>expires_at (DateTime)</w:t>
       </w:r>
     </w:p>
     <w:p/>
@@ -331,19 +236,8 @@
           <w:b/>
           <w:bCs/>
         </w:rPr>
-        <w:t xml:space="preserve"> </w:t>
-      </w:r>
-      <w:proofErr w:type="spellStart"/>
-      <w:proofErr w:type="gramStart"/>
-      <w:r>
-        <w:rPr>
-          <w:b/>
-          <w:bCs/>
-        </w:rPr>
-        <w:t>SupervisorManager</w:t>
-      </w:r>
-      <w:proofErr w:type="spellEnd"/>
-      <w:proofErr w:type="gramEnd"/>
+        <w:t xml:space="preserve"> SupervisorManager</w:t>
+      </w:r>
     </w:p>
     <w:p>
       <w:pPr>
@@ -381,21 +275,8 @@
           <w:numId w:val="50"/>
         </w:numPr>
       </w:pPr>
-      <w:proofErr w:type="spellStart"/>
-      <w:r>
-        <w:t>SupervisorID</w:t>
-      </w:r>
-      <w:proofErr w:type="spellEnd"/>
-      <w:r>
-        <w:t xml:space="preserve"> (String, Foreign Key to </w:t>
-      </w:r>
-      <w:proofErr w:type="spellStart"/>
-      <w:r>
-        <w:t>Users.UserID</w:t>
-      </w:r>
-      <w:proofErr w:type="spellEnd"/>
-      <w:r>
-        <w:t>)</w:t>
+      <w:r>
+        <w:t>SupervisorID (String, Foreign Key to Users.UserID)</w:t>
       </w:r>
     </w:p>
     <w:p>
@@ -405,21 +286,8 @@
           <w:numId w:val="50"/>
         </w:numPr>
       </w:pPr>
-      <w:proofErr w:type="spellStart"/>
-      <w:r>
-        <w:t>ManagerID</w:t>
-      </w:r>
-      <w:proofErr w:type="spellEnd"/>
-      <w:r>
-        <w:t xml:space="preserve"> (String, Foreign Key to </w:t>
-      </w:r>
-      <w:proofErr w:type="spellStart"/>
-      <w:r>
-        <w:t>Users.UserID</w:t>
-      </w:r>
-      <w:proofErr w:type="spellEnd"/>
-      <w:r>
-        <w:t>)</w:t>
+      <w:r>
+        <w:t>ManagerID (String, Foreign Key to Users.UserID)</w:t>
       </w:r>
     </w:p>
     <w:p/>
@@ -455,7 +323,6 @@
           <w:b/>
           <w:bCs/>
         </w:rPr>
-        <w:lastRenderedPageBreak/>
         <w:t>Columns</w:t>
       </w:r>
       <w:r>
@@ -469,13 +336,8 @@
           <w:numId w:val="28"/>
         </w:numPr>
       </w:pPr>
-      <w:proofErr w:type="spellStart"/>
-      <w:r>
-        <w:t>RoleID</w:t>
-      </w:r>
-      <w:proofErr w:type="spellEnd"/>
-      <w:r>
-        <w:t xml:space="preserve"> (String, Primary Key)</w:t>
+      <w:r>
+        <w:t>RoleID (String, Primary Key)</w:t>
       </w:r>
     </w:p>
     <w:p>
@@ -486,6 +348,7 @@
         </w:numPr>
       </w:pPr>
       <w:r>
+        <w:lastRenderedPageBreak/>
         <w:t>name (String)</w:t>
       </w:r>
     </w:p>
@@ -545,13 +408,8 @@
           <w:numId w:val="29"/>
         </w:numPr>
       </w:pPr>
-      <w:proofErr w:type="spellStart"/>
-      <w:r>
-        <w:t>PermissionID</w:t>
-      </w:r>
-      <w:proofErr w:type="spellEnd"/>
-      <w:r>
-        <w:t xml:space="preserve"> (String, Primary Key)</w:t>
+      <w:r>
+        <w:t>PermissionID (String, Primary Key)</w:t>
       </w:r>
     </w:p>
     <w:p>
@@ -583,21 +441,12 @@
           <w:bCs/>
         </w:rPr>
       </w:pPr>
-      <w:proofErr w:type="spellStart"/>
       <w:r>
         <w:rPr>
           <w:b/>
           <w:bCs/>
         </w:rPr>
-        <w:t>UserRoles</w:t>
-      </w:r>
-      <w:proofErr w:type="spellEnd"/>
-      <w:r>
-        <w:rPr>
-          <w:b/>
-          <w:bCs/>
-        </w:rPr>
-        <w:t xml:space="preserve"> </w:t>
+        <w:t xml:space="preserve">UserRoles </w:t>
       </w:r>
     </w:p>
     <w:p>
@@ -633,21 +482,8 @@
           <w:numId w:val="30"/>
         </w:numPr>
       </w:pPr>
-      <w:proofErr w:type="spellStart"/>
-      <w:r>
-        <w:t>UserID</w:t>
-      </w:r>
-      <w:proofErr w:type="spellEnd"/>
-      <w:r>
-        <w:t xml:space="preserve"> (String, Foreign Key to </w:t>
-      </w:r>
-      <w:proofErr w:type="spellStart"/>
-      <w:r>
-        <w:t>Users.UserID</w:t>
-      </w:r>
-      <w:proofErr w:type="spellEnd"/>
-      <w:r>
-        <w:t>)</w:t>
+      <w:r>
+        <w:t>UserID (String, Foreign Key to Users.UserID)</w:t>
       </w:r>
     </w:p>
     <w:p>
@@ -657,21 +493,8 @@
           <w:numId w:val="30"/>
         </w:numPr>
       </w:pPr>
-      <w:proofErr w:type="spellStart"/>
-      <w:r>
-        <w:t>RoleID</w:t>
-      </w:r>
-      <w:proofErr w:type="spellEnd"/>
-      <w:r>
-        <w:t xml:space="preserve"> (String, Foreign Key to </w:t>
-      </w:r>
-      <w:proofErr w:type="spellStart"/>
-      <w:r>
-        <w:t>Roles.RoleID</w:t>
-      </w:r>
-      <w:proofErr w:type="spellEnd"/>
-      <w:r>
-        <w:t>)</w:t>
+      <w:r>
+        <w:t>RoleID (String, Foreign Key to Roles.RoleID)</w:t>
       </w:r>
     </w:p>
     <w:p>
@@ -686,23 +509,7 @@
           <w:b/>
           <w:bCs/>
         </w:rPr>
-        <w:t xml:space="preserve"> </w:t>
-      </w:r>
-      <w:proofErr w:type="spellStart"/>
-      <w:r>
-        <w:rPr>
-          <w:b/>
-          <w:bCs/>
-        </w:rPr>
-        <w:t>RolePermissions</w:t>
-      </w:r>
-      <w:proofErr w:type="spellEnd"/>
-      <w:r>
-        <w:rPr>
-          <w:b/>
-          <w:bCs/>
-        </w:rPr>
-        <w:t xml:space="preserve"> </w:t>
+        <w:t xml:space="preserve"> RolePermissions </w:t>
       </w:r>
     </w:p>
     <w:p>
@@ -738,21 +545,8 @@
           <w:numId w:val="31"/>
         </w:numPr>
       </w:pPr>
-      <w:proofErr w:type="spellStart"/>
-      <w:r>
-        <w:t>RoleID</w:t>
-      </w:r>
-      <w:proofErr w:type="spellEnd"/>
-      <w:r>
-        <w:t xml:space="preserve"> (String, Foreign Key to </w:t>
-      </w:r>
-      <w:proofErr w:type="spellStart"/>
-      <w:r>
-        <w:t>Roles.RoleID</w:t>
-      </w:r>
-      <w:proofErr w:type="spellEnd"/>
-      <w:r>
-        <w:t>)</w:t>
+      <w:r>
+        <w:t>RoleID (String, Foreign Key to Roles.RoleID)</w:t>
       </w:r>
     </w:p>
     <w:p>
@@ -762,21 +556,8 @@
           <w:numId w:val="31"/>
         </w:numPr>
       </w:pPr>
-      <w:proofErr w:type="spellStart"/>
-      <w:r>
-        <w:t>PermissionID</w:t>
-      </w:r>
-      <w:proofErr w:type="spellEnd"/>
-      <w:r>
-        <w:t xml:space="preserve"> (String, Foreign Key to </w:t>
-      </w:r>
-      <w:proofErr w:type="spellStart"/>
-      <w:r>
-        <w:t>Permissions.PermissionID</w:t>
-      </w:r>
-      <w:proofErr w:type="spellEnd"/>
-      <w:r>
-        <w:t>)</w:t>
+      <w:r>
+        <w:t>PermissionID (String, Foreign Key to Permissions.PermissionID)</w:t>
       </w:r>
     </w:p>
     <w:p>
@@ -786,7 +567,6 @@
           <w:bCs/>
         </w:rPr>
       </w:pPr>
-      <w:proofErr w:type="spellStart"/>
       <w:r>
         <w:rPr>
           <w:b/>
@@ -794,7 +574,6 @@
         </w:rPr>
         <w:t>AIModels</w:t>
       </w:r>
-      <w:proofErr w:type="spellEnd"/>
     </w:p>
     <w:p>
       <w:r>
@@ -826,13 +605,8 @@
           <w:numId w:val="32"/>
         </w:numPr>
       </w:pPr>
-      <w:proofErr w:type="spellStart"/>
-      <w:r>
-        <w:t>ModelID</w:t>
-      </w:r>
-      <w:proofErr w:type="spellEnd"/>
-      <w:r>
-        <w:t xml:space="preserve"> (String, Primary Key)</w:t>
+      <w:r>
+        <w:t>ModelID (String, Primary Key)</w:t>
       </w:r>
     </w:p>
     <w:p>
@@ -842,13 +616,8 @@
           <w:numId w:val="32"/>
         </w:numPr>
       </w:pPr>
-      <w:proofErr w:type="spellStart"/>
-      <w:r>
-        <w:t>TaskType</w:t>
-      </w:r>
-      <w:proofErr w:type="spellEnd"/>
-      <w:r>
-        <w:t xml:space="preserve"> (String)</w:t>
+      <w:r>
+        <w:t>TaskType (String)</w:t>
       </w:r>
     </w:p>
     <w:p>
@@ -869,21 +638,8 @@
           <w:numId w:val="32"/>
         </w:numPr>
       </w:pPr>
-      <w:proofErr w:type="spellStart"/>
-      <w:r>
-        <w:t>TimesheetID</w:t>
-      </w:r>
-      <w:proofErr w:type="spellEnd"/>
-      <w:r>
-        <w:t xml:space="preserve"> (String, Foreign Key to </w:t>
-      </w:r>
-      <w:proofErr w:type="spellStart"/>
-      <w:r>
-        <w:t>Timesheets.TimesheetID</w:t>
-      </w:r>
-      <w:proofErr w:type="spellEnd"/>
-      <w:r>
-        <w:t>)</w:t>
+      <w:r>
+        <w:t>TimesheetID (String, Foreign Key to Timesheets.TimesheetID)</w:t>
       </w:r>
       <w:r>
         <w:br/>
@@ -900,23 +656,7 @@
           <w:i/>
           <w:iCs/>
         </w:rPr>
-        <w:t xml:space="preserve">ach </w:t>
-      </w:r>
-      <w:proofErr w:type="spellStart"/>
-      <w:r>
-        <w:rPr>
-          <w:i/>
-          <w:iCs/>
-        </w:rPr>
-        <w:t>AIModel</w:t>
-      </w:r>
-      <w:proofErr w:type="spellEnd"/>
-      <w:r>
-        <w:rPr>
-          <w:i/>
-          <w:iCs/>
-        </w:rPr>
-        <w:t xml:space="preserve"> monitors one Timesheet.</w:t>
+        <w:t>ach AIModel monitors one Timesheet.</w:t>
       </w:r>
     </w:p>
     <w:p>
@@ -936,7 +676,6 @@
     </w:p>
     <w:p>
       <w:r>
-        <w:lastRenderedPageBreak/>
         <w:t>Represents agents interacting with visits and receipt books.</w:t>
       </w:r>
     </w:p>
@@ -965,13 +704,8 @@
           <w:numId w:val="33"/>
         </w:numPr>
       </w:pPr>
-      <w:proofErr w:type="spellStart"/>
-      <w:r>
-        <w:t>AgentID</w:t>
-      </w:r>
-      <w:proofErr w:type="spellEnd"/>
-      <w:r>
-        <w:t xml:space="preserve"> (String, Primary Key)</w:t>
+      <w:r>
+        <w:t>AgentID (String, Primary Key)</w:t>
       </w:r>
     </w:p>
     <w:p>
@@ -992,15 +726,8 @@
           <w:numId w:val="33"/>
         </w:numPr>
       </w:pPr>
-      <w:proofErr w:type="spellStart"/>
-      <w:proofErr w:type="gramStart"/>
-      <w:r>
-        <w:t>lastname</w:t>
-      </w:r>
-      <w:proofErr w:type="spellEnd"/>
-      <w:proofErr w:type="gramEnd"/>
-      <w:r>
-        <w:t xml:space="preserve"> (String)</w:t>
+      <w:r>
+        <w:t>lastname (String)</w:t>
       </w:r>
     </w:p>
     <w:p>
@@ -1043,13 +770,8 @@
           <w:numId w:val="33"/>
         </w:numPr>
       </w:pPr>
-      <w:proofErr w:type="gramStart"/>
-      <w:r>
-        <w:t>location(</w:t>
-      </w:r>
-      <w:proofErr w:type="gramEnd"/>
-      <w:r>
-        <w:t>String)</w:t>
+      <w:r>
+        <w:t>location(String)</w:t>
       </w:r>
     </w:p>
     <w:p/>
@@ -1098,13 +820,8 @@
           <w:numId w:val="34"/>
         </w:numPr>
       </w:pPr>
-      <w:proofErr w:type="spellStart"/>
-      <w:r>
-        <w:t>VisitID</w:t>
-      </w:r>
-      <w:proofErr w:type="spellEnd"/>
-      <w:r>
-        <w:t xml:space="preserve"> (String, Primary Key)</w:t>
+      <w:r>
+        <w:t>VisitID (String, Primary Key)</w:t>
       </w:r>
     </w:p>
     <w:p>
@@ -1203,21 +920,8 @@
           <w:numId w:val="34"/>
         </w:numPr>
       </w:pPr>
-      <w:proofErr w:type="spellStart"/>
-      <w:r>
-        <w:t>TimesheetID</w:t>
-      </w:r>
-      <w:proofErr w:type="spellEnd"/>
-      <w:r>
-        <w:t xml:space="preserve"> (String, Foreign Key to </w:t>
-      </w:r>
-      <w:proofErr w:type="spellStart"/>
-      <w:r>
-        <w:t>Timesheets.TimesheetID</w:t>
-      </w:r>
-      <w:proofErr w:type="spellEnd"/>
-      <w:r>
-        <w:t>)</w:t>
+      <w:r>
+        <w:t>TimesheetID (String, Foreign Key to Timesheets.TimesheetID)</w:t>
       </w:r>
       <w:r>
         <w:br/>
@@ -1244,27 +948,17 @@
           <w:numId w:val="34"/>
         </w:numPr>
       </w:pPr>
-      <w:proofErr w:type="spellStart"/>
       <w:r>
         <w:t>Agent</w:t>
       </w:r>
       <w:r>
-        <w:t>ID</w:t>
-      </w:r>
-      <w:proofErr w:type="spellEnd"/>
-      <w:r>
-        <w:t xml:space="preserve"> (String, Foreign Key to </w:t>
-      </w:r>
-      <w:proofErr w:type="spellStart"/>
+        <w:t xml:space="preserve">ID (String, Foreign Key to </w:t>
+      </w:r>
       <w:r>
         <w:t>Agent.Agent</w:t>
       </w:r>
       <w:r>
-        <w:t>ID</w:t>
-      </w:r>
-      <w:proofErr w:type="spellEnd"/>
-      <w:r>
-        <w:t>)</w:t>
+        <w:t>ID)</w:t>
       </w:r>
       <w:r>
         <w:br/>
@@ -1307,29 +1001,98 @@
     </w:p>
     <w:p>
       <w:pPr>
+        <w:rPr>
+          <w:b/>
+          <w:bCs/>
+        </w:rPr>
+      </w:pPr>
+      <w:r>
+        <w:rPr>
+          <w:b/>
+          <w:bCs/>
+        </w:rPr>
+        <w:t>Timesheets</w:t>
+      </w:r>
+    </w:p>
+    <w:p>
+      <w:r>
+        <w:t>Stores timesheet records managed by users and monitored by AI models.</w:t>
+      </w:r>
+    </w:p>
+    <w:p>
+      <w:pPr>
+        <w:numPr>
+          <w:ilvl w:val="0"/>
+          <w:numId w:val="35"/>
+        </w:numPr>
+      </w:pPr>
+      <w:r>
+        <w:rPr>
+          <w:b/>
+          <w:bCs/>
+        </w:rPr>
+        <w:t>Columns</w:t>
+      </w:r>
+      <w:r>
+        <w:t xml:space="preserve">: </w:t>
+      </w:r>
+    </w:p>
+    <w:p>
+      <w:pPr>
         <w:numPr>
           <w:ilvl w:val="1"/>
-          <w:numId w:val="34"/>
+          <w:numId w:val="35"/>
         </w:numPr>
       </w:pPr>
-      <w:proofErr w:type="spellStart"/>
+      <w:r>
+        <w:t>TimesheetID (String, Primary Key)</w:t>
+      </w:r>
+    </w:p>
+    <w:p>
+      <w:pPr>
+        <w:numPr>
+          <w:ilvl w:val="1"/>
+          <w:numId w:val="35"/>
+        </w:numPr>
+      </w:pPr>
+      <w:r>
+        <w:t>WeekNumber (int)</w:t>
+      </w:r>
+    </w:p>
+    <w:p>
+      <w:pPr>
+        <w:numPr>
+          <w:ilvl w:val="1"/>
+          <w:numId w:val="35"/>
+        </w:numPr>
+      </w:pPr>
+      <w:r>
+        <w:t>year (int)</w:t>
+      </w:r>
+    </w:p>
+    <w:p>
+      <w:pPr>
+        <w:numPr>
+          <w:ilvl w:val="1"/>
+          <w:numId w:val="35"/>
+        </w:numPr>
+      </w:pPr>
+      <w:r>
+        <w:t>Status (String)</w:t>
+      </w:r>
+    </w:p>
+    <w:p>
+      <w:pPr>
+        <w:numPr>
+          <w:ilvl w:val="1"/>
+          <w:numId w:val="35"/>
+        </w:numPr>
+      </w:pPr>
       <w:r>
         <w:t>Supervisor</w:t>
       </w:r>
       <w:r>
-        <w:t>ID</w:t>
-      </w:r>
-      <w:proofErr w:type="spellEnd"/>
-      <w:r>
-        <w:t xml:space="preserve"> (String, Foreign Key to </w:t>
-      </w:r>
-      <w:proofErr w:type="spellStart"/>
-      <w:r>
-        <w:t>Users.UserID</w:t>
-      </w:r>
-      <w:proofErr w:type="spellEnd"/>
-      <w:r>
-        <w:t>)</w:t>
+        <w:t>ID (String, Foreign Key to Users.UserID)</w:t>
       </w:r>
       <w:r>
         <w:br/>
@@ -1346,7 +1109,49 @@
           <w:i/>
           <w:iCs/>
         </w:rPr>
-        <w:t>ach Visit is logged by one User.</w:t>
+        <w:t xml:space="preserve">ach Timesheet </w:t>
+      </w:r>
+      <w:r>
+        <w:rPr>
+          <w:i/>
+          <w:iCs/>
+        </w:rPr>
+        <w:t xml:space="preserve">Belongs </w:t>
+      </w:r>
+      <w:r>
+        <w:rPr>
+          <w:i/>
+          <w:iCs/>
+        </w:rPr>
+        <w:t>to</w:t>
+      </w:r>
+      <w:r>
+        <w:rPr>
+          <w:i/>
+          <w:iCs/>
+        </w:rPr>
+        <w:t xml:space="preserve"> </w:t>
+      </w:r>
+      <w:r>
+        <w:rPr>
+          <w:i/>
+          <w:iCs/>
+        </w:rPr>
+        <w:t>One</w:t>
+      </w:r>
+      <w:r>
+        <w:rPr>
+          <w:i/>
+          <w:iCs/>
+        </w:rPr>
+        <w:t xml:space="preserve"> User</w:t>
+      </w:r>
+      <w:r>
+        <w:rPr>
+          <w:i/>
+          <w:iCs/>
+        </w:rPr>
+        <w:t>.</w:t>
       </w:r>
     </w:p>
     <w:p>
@@ -1361,19 +1166,19 @@
           <w:b/>
           <w:bCs/>
         </w:rPr>
-        <w:t>Timesheets</w:t>
-      </w:r>
-    </w:p>
-    <w:p>
-      <w:r>
-        <w:t>Stores timesheet records managed by users and monitored by AI models.</w:t>
+        <w:t>ReceiptBooks</w:t>
+      </w:r>
+    </w:p>
+    <w:p>
+      <w:r>
+        <w:t>Stores receipt books assigned to agents and users.</w:t>
       </w:r>
     </w:p>
     <w:p>
       <w:pPr>
         <w:numPr>
           <w:ilvl w:val="0"/>
-          <w:numId w:val="35"/>
+          <w:numId w:val="36"/>
         </w:numPr>
       </w:pPr>
       <w:r>
@@ -1381,7 +1186,6 @@
           <w:b/>
           <w:bCs/>
         </w:rPr>
-        <w:lastRenderedPageBreak/>
         <w:t>Columns</w:t>
       </w:r>
       <w:r>
@@ -1392,79 +1196,73 @@
       <w:pPr>
         <w:numPr>
           <w:ilvl w:val="1"/>
-          <w:numId w:val="35"/>
+          <w:numId w:val="36"/>
         </w:numPr>
       </w:pPr>
-      <w:proofErr w:type="spellStart"/>
-      <w:r>
-        <w:t>TimesheetID</w:t>
-      </w:r>
-      <w:proofErr w:type="spellEnd"/>
-      <w:r>
-        <w:t xml:space="preserve"> (String, Primary Key)</w:t>
+      <w:r>
+        <w:t>BookID (String, Primary Key)</w:t>
       </w:r>
     </w:p>
     <w:p>
       <w:pPr>
         <w:numPr>
           <w:ilvl w:val="1"/>
-          <w:numId w:val="35"/>
+          <w:numId w:val="36"/>
         </w:numPr>
       </w:pPr>
-      <w:proofErr w:type="spellStart"/>
-      <w:r>
-        <w:t>WeekNumber</w:t>
-      </w:r>
-      <w:proofErr w:type="spellEnd"/>
-      <w:r>
-        <w:t xml:space="preserve"> (int)</w:t>
+      <w:r>
+        <w:t>number (int)</w:t>
       </w:r>
     </w:p>
     <w:p>
       <w:pPr>
         <w:numPr>
           <w:ilvl w:val="1"/>
-          <w:numId w:val="35"/>
+          <w:numId w:val="36"/>
         </w:numPr>
       </w:pPr>
       <w:r>
-        <w:t>year (int)</w:t>
+        <w:t>Type (String)</w:t>
       </w:r>
     </w:p>
     <w:p>
       <w:pPr>
         <w:numPr>
           <w:ilvl w:val="1"/>
-          <w:numId w:val="35"/>
+          <w:numId w:val="36"/>
         </w:numPr>
       </w:pPr>
       <w:r>
-        <w:t>Status (String)</w:t>
+        <w:t>status (String)</w:t>
       </w:r>
     </w:p>
     <w:p>
       <w:pPr>
         <w:numPr>
           <w:ilvl w:val="1"/>
-          <w:numId w:val="35"/>
+          <w:numId w:val="36"/>
         </w:numPr>
       </w:pPr>
-      <w:proofErr w:type="spellStart"/>
-      <w:r>
-        <w:t>Supervisor</w:t>
-      </w:r>
-      <w:r>
-        <w:t>ID</w:t>
-      </w:r>
-      <w:proofErr w:type="spellEnd"/>
-      <w:r>
-        <w:t xml:space="preserve"> (String, Foreign Key to </w:t>
-      </w:r>
-      <w:proofErr w:type="spellStart"/>
-      <w:r>
-        <w:t>Users.UserID</w:t>
-      </w:r>
-      <w:proofErr w:type="spellEnd"/>
+      <w:r>
+        <w:t>QRcode (String)</w:t>
+      </w:r>
+    </w:p>
+    <w:p>
+      <w:pPr>
+        <w:numPr>
+          <w:ilvl w:val="1"/>
+          <w:numId w:val="36"/>
+        </w:numPr>
+      </w:pPr>
+      <w:r>
+        <w:t>AgentID (String, Foreign Key to Agents.AgentID</w:t>
+      </w:r>
+      <w:r>
+        <w:t xml:space="preserve">, </w:t>
+      </w:r>
+      <w:r>
+        <w:t>nullable</w:t>
+      </w:r>
       <w:r>
         <w:t>)</w:t>
       </w:r>
@@ -1483,49 +1281,7 @@
           <w:i/>
           <w:iCs/>
         </w:rPr>
-        <w:t xml:space="preserve">ach Timesheet </w:t>
-      </w:r>
-      <w:r>
-        <w:rPr>
-          <w:i/>
-          <w:iCs/>
-        </w:rPr>
-        <w:t xml:space="preserve">Belongs </w:t>
-      </w:r>
-      <w:r>
-        <w:rPr>
-          <w:i/>
-          <w:iCs/>
-        </w:rPr>
-        <w:t>to</w:t>
-      </w:r>
-      <w:r>
-        <w:rPr>
-          <w:i/>
-          <w:iCs/>
-        </w:rPr>
-        <w:t xml:space="preserve"> </w:t>
-      </w:r>
-      <w:r>
-        <w:rPr>
-          <w:i/>
-          <w:iCs/>
-        </w:rPr>
-        <w:t>One</w:t>
-      </w:r>
-      <w:r>
-        <w:rPr>
-          <w:i/>
-          <w:iCs/>
-        </w:rPr>
-        <w:t xml:space="preserve"> User</w:t>
-      </w:r>
-      <w:r>
-        <w:rPr>
-          <w:i/>
-          <w:iCs/>
-        </w:rPr>
-        <w:t>.</w:t>
+        <w:t>ach ReceiptBook belongs to one Agent.</w:t>
       </w:r>
     </w:p>
     <w:p>
@@ -1535,26 +1291,24 @@
           <w:bCs/>
         </w:rPr>
       </w:pPr>
-      <w:proofErr w:type="spellStart"/>
       <w:r>
         <w:rPr>
           <w:b/>
           <w:bCs/>
         </w:rPr>
-        <w:t>ReceiptBooks</w:t>
-      </w:r>
-      <w:proofErr w:type="spellEnd"/>
-    </w:p>
-    <w:p>
-      <w:r>
-        <w:t>Stores receipt books assigned to agents and users.</w:t>
+        <w:t>ReceiptStubs</w:t>
+      </w:r>
+    </w:p>
+    <w:p>
+      <w:r>
+        <w:t>Stores receipt stubs contained within receipt books.</w:t>
       </w:r>
     </w:p>
     <w:p>
       <w:pPr>
         <w:numPr>
           <w:ilvl w:val="0"/>
-          <w:numId w:val="36"/>
+          <w:numId w:val="37"/>
         </w:numPr>
       </w:pPr>
       <w:r>
@@ -1572,95 +1326,224 @@
       <w:pPr>
         <w:numPr>
           <w:ilvl w:val="1"/>
-          <w:numId w:val="36"/>
+          <w:numId w:val="37"/>
         </w:numPr>
       </w:pPr>
-      <w:proofErr w:type="spellStart"/>
-      <w:r>
-        <w:t>BookID</w:t>
-      </w:r>
-      <w:proofErr w:type="spellEnd"/>
-      <w:r>
-        <w:t xml:space="preserve"> (String, Primary Key)</w:t>
+      <w:r>
+        <w:t>StubID (String, Primary Key)</w:t>
       </w:r>
     </w:p>
     <w:p>
       <w:pPr>
         <w:numPr>
           <w:ilvl w:val="1"/>
-          <w:numId w:val="36"/>
+          <w:numId w:val="37"/>
         </w:numPr>
       </w:pPr>
       <w:r>
-        <w:t>number (int)</w:t>
+        <w:t>status (String)</w:t>
       </w:r>
     </w:p>
     <w:p>
       <w:pPr>
         <w:numPr>
           <w:ilvl w:val="1"/>
-          <w:numId w:val="36"/>
+          <w:numId w:val="37"/>
         </w:numPr>
       </w:pPr>
       <w:r>
-        <w:t>Type (String)</w:t>
+        <w:t>BookID (String, Foreign Key to ReceiptBooks.BookID)</w:t>
+      </w:r>
+      <w:r>
+        <w:br/>
+      </w:r>
+      <w:r>
+        <w:t>E</w:t>
+      </w:r>
+      <w:r>
+        <w:t>ach Stub belongs to one ReceiptBook.</w:t>
+      </w:r>
+    </w:p>
+    <w:p>
+      <w:pPr>
+        <w:rPr>
+          <w:b/>
+          <w:bCs/>
+        </w:rPr>
+      </w:pPr>
+      <w:r>
+        <w:rPr>
+          <w:b/>
+          <w:bCs/>
+        </w:rPr>
+        <w:t>UserReceiptBooks</w:t>
+      </w:r>
+      <w:r>
+        <w:rPr>
+          <w:b/>
+          <w:bCs/>
+        </w:rPr>
+        <w:t>History</w:t>
+      </w:r>
+    </w:p>
+    <w:p>
+      <w:r>
+        <w:t xml:space="preserve">Represents the many-to-many relationship between Users and ReceiptBooks </w:t>
+      </w:r>
+    </w:p>
+    <w:p>
+      <w:pPr>
+        <w:numPr>
+          <w:ilvl w:val="0"/>
+          <w:numId w:val="43"/>
+        </w:numPr>
+      </w:pPr>
+      <w:r>
+        <w:rPr>
+          <w:b/>
+          <w:bCs/>
+        </w:rPr>
+        <w:t>Columns</w:t>
+      </w:r>
+      <w:r>
+        <w:t xml:space="preserve">: </w:t>
       </w:r>
     </w:p>
     <w:p>
       <w:pPr>
         <w:numPr>
           <w:ilvl w:val="1"/>
-          <w:numId w:val="36"/>
+          <w:numId w:val="43"/>
         </w:numPr>
       </w:pPr>
       <w:r>
-        <w:t>status (String)</w:t>
+        <w:t>UserID (String, Foreign Key to Users.UserID)</w:t>
       </w:r>
     </w:p>
     <w:p>
       <w:pPr>
         <w:numPr>
           <w:ilvl w:val="1"/>
-          <w:numId w:val="36"/>
+          <w:numId w:val="43"/>
         </w:numPr>
       </w:pPr>
-      <w:proofErr w:type="spellStart"/>
-      <w:r>
-        <w:t>QRcode</w:t>
-      </w:r>
-      <w:proofErr w:type="spellEnd"/>
-      <w:r>
-        <w:t xml:space="preserve"> (String)</w:t>
+      <w:r>
+        <w:t>BookID (String, Foreign Key to ReceiptBooks.BookID)</w:t>
       </w:r>
     </w:p>
     <w:p>
       <w:pPr>
         <w:numPr>
           <w:ilvl w:val="1"/>
-          <w:numId w:val="36"/>
+          <w:numId w:val="43"/>
         </w:numPr>
       </w:pPr>
-      <w:proofErr w:type="spellStart"/>
-      <w:r>
-        <w:t>AgentID</w:t>
-      </w:r>
-      <w:proofErr w:type="spellEnd"/>
-      <w:r>
-        <w:t xml:space="preserve"> (String, Foreign Key to </w:t>
-      </w:r>
-      <w:proofErr w:type="spellStart"/>
-      <w:r>
-        <w:t>Agents.AgentID</w:t>
-      </w:r>
-      <w:proofErr w:type="spellEnd"/>
-      <w:r>
-        <w:t xml:space="preserve">, </w:t>
-      </w:r>
-      <w:r>
-        <w:t>nullable</w:t>
-      </w:r>
-      <w:r>
-        <w:t>)</w:t>
+      <w:r>
+        <w:t>Date (Date)</w:t>
+      </w:r>
+    </w:p>
+    <w:p>
+      <w:pPr>
+        <w:rPr>
+          <w:b/>
+          <w:bCs/>
+        </w:rPr>
+      </w:pPr>
+      <w:r>
+        <w:rPr>
+          <w:b/>
+          <w:bCs/>
+        </w:rPr>
+        <w:t xml:space="preserve"> Notifications</w:t>
+      </w:r>
+    </w:p>
+    <w:p>
+      <w:r>
+        <w:t>Stores notifications sent to users.</w:t>
+      </w:r>
+    </w:p>
+    <w:p>
+      <w:pPr>
+        <w:numPr>
+          <w:ilvl w:val="0"/>
+          <w:numId w:val="40"/>
+        </w:numPr>
+      </w:pPr>
+      <w:r>
+        <w:rPr>
+          <w:b/>
+          <w:bCs/>
+        </w:rPr>
+        <w:t>Columns</w:t>
+      </w:r>
+      <w:r>
+        <w:t xml:space="preserve">: </w:t>
+      </w:r>
+    </w:p>
+    <w:p>
+      <w:pPr>
+        <w:numPr>
+          <w:ilvl w:val="1"/>
+          <w:numId w:val="40"/>
+        </w:numPr>
+      </w:pPr>
+      <w:r>
+        <w:t>NotificationID (String, Primary Key)</w:t>
+      </w:r>
+    </w:p>
+    <w:p>
+      <w:pPr>
+        <w:numPr>
+          <w:ilvl w:val="1"/>
+          <w:numId w:val="40"/>
+        </w:numPr>
+      </w:pPr>
+      <w:r>
+        <w:t>message (String)</w:t>
+      </w:r>
+    </w:p>
+    <w:p>
+      <w:pPr>
+        <w:numPr>
+          <w:ilvl w:val="1"/>
+          <w:numId w:val="40"/>
+        </w:numPr>
+      </w:pPr>
+      <w:r>
+        <w:t>TimeStamp (DateTime)</w:t>
+      </w:r>
+    </w:p>
+    <w:p>
+      <w:pPr>
+        <w:numPr>
+          <w:ilvl w:val="1"/>
+          <w:numId w:val="40"/>
+        </w:numPr>
+      </w:pPr>
+      <w:r>
+        <w:t>Type (String)</w:t>
+      </w:r>
+    </w:p>
+    <w:p>
+      <w:pPr>
+        <w:numPr>
+          <w:ilvl w:val="1"/>
+          <w:numId w:val="40"/>
+        </w:numPr>
+      </w:pPr>
+      <w:r>
+        <w:t xml:space="preserve">read_at (DateTime, nullable) </w:t>
+      </w:r>
+    </w:p>
+    <w:p>
+      <w:pPr>
+        <w:numPr>
+          <w:ilvl w:val="1"/>
+          <w:numId w:val="40"/>
+        </w:numPr>
+      </w:pPr>
+      <w:r>
+        <w:t>UserID (String, Foreign Key to Users.UserID)</w:t>
       </w:r>
       <w:r>
         <w:br/>
@@ -1677,23 +1560,21 @@
           <w:i/>
           <w:iCs/>
         </w:rPr>
-        <w:t xml:space="preserve">ach </w:t>
-      </w:r>
-      <w:proofErr w:type="spellStart"/>
+        <w:t xml:space="preserve">ach Notification is received </w:t>
+      </w:r>
       <w:r>
         <w:rPr>
           <w:i/>
           <w:iCs/>
         </w:rPr>
-        <w:t>ReceiptBook</w:t>
-      </w:r>
-      <w:proofErr w:type="spellEnd"/>
+        <w:t xml:space="preserve">To </w:t>
+      </w:r>
       <w:r>
         <w:rPr>
           <w:i/>
           <w:iCs/>
         </w:rPr>
-        <w:t xml:space="preserve"> belongs to one Agent.</w:t>
+        <w:t xml:space="preserve"> one User.</w:t>
       </w:r>
     </w:p>
     <w:p>
@@ -1703,31 +1584,24 @@
           <w:bCs/>
         </w:rPr>
       </w:pPr>
-      <w:proofErr w:type="spellStart"/>
       <w:r>
         <w:rPr>
           <w:b/>
           <w:bCs/>
         </w:rPr>
-        <w:t>ReceiptStubs</w:t>
-      </w:r>
-      <w:proofErr w:type="spellEnd"/>
-    </w:p>
-    <w:p>
-      <w:proofErr w:type="gramStart"/>
-      <w:r>
-        <w:t>Stores</w:t>
-      </w:r>
-      <w:proofErr w:type="gramEnd"/>
-      <w:r>
-        <w:t xml:space="preserve"> receipt stubs contained within receipt books.</w:t>
+        <w:t>Checklists</w:t>
+      </w:r>
+    </w:p>
+    <w:p>
+      <w:r>
+        <w:t>Stores checklist items associated with visits.</w:t>
       </w:r>
     </w:p>
     <w:p>
       <w:pPr>
         <w:numPr>
           <w:ilvl w:val="0"/>
-          <w:numId w:val="37"/>
+          <w:numId w:val="41"/>
         </w:numPr>
       </w:pPr>
       <w:r>
@@ -1745,68 +1619,22 @@
       <w:pPr>
         <w:numPr>
           <w:ilvl w:val="1"/>
-          <w:numId w:val="37"/>
+          <w:numId w:val="41"/>
         </w:numPr>
       </w:pPr>
-      <w:proofErr w:type="spellStart"/>
-      <w:r>
-        <w:t>StubID</w:t>
-      </w:r>
-      <w:proofErr w:type="spellEnd"/>
-      <w:r>
-        <w:t xml:space="preserve"> (String, Primary Key)</w:t>
+      <w:r>
+        <w:t>ChecklistID (String, Primary Key)</w:t>
       </w:r>
     </w:p>
     <w:p>
       <w:pPr>
         <w:numPr>
           <w:ilvl w:val="1"/>
-          <w:numId w:val="37"/>
+          <w:numId w:val="41"/>
         </w:numPr>
       </w:pPr>
       <w:r>
-        <w:t>status (String)</w:t>
-      </w:r>
-    </w:p>
-    <w:p>
-      <w:pPr>
-        <w:numPr>
-          <w:ilvl w:val="1"/>
-          <w:numId w:val="37"/>
-        </w:numPr>
-      </w:pPr>
-      <w:proofErr w:type="spellStart"/>
-      <w:r>
-        <w:t>BookID</w:t>
-      </w:r>
-      <w:proofErr w:type="spellEnd"/>
-      <w:r>
-        <w:t xml:space="preserve"> (String, Foreign Key to </w:t>
-      </w:r>
-      <w:proofErr w:type="spellStart"/>
-      <w:r>
-        <w:t>ReceiptBooks.BookID</w:t>
-      </w:r>
-      <w:proofErr w:type="spellEnd"/>
-      <w:r>
-        <w:t>)</w:t>
-      </w:r>
-      <w:r>
-        <w:br/>
-      </w:r>
-      <w:r>
-        <w:t>E</w:t>
-      </w:r>
-      <w:r>
-        <w:t xml:space="preserve">ach Stub belongs to one </w:t>
-      </w:r>
-      <w:proofErr w:type="spellStart"/>
-      <w:r>
-        <w:t>ReceiptBook</w:t>
-      </w:r>
-      <w:proofErr w:type="spellEnd"/>
-      <w:r>
-        <w:t>.</w:t>
+        <w:t>item (String)</w:t>
       </w:r>
     </w:p>
     <w:p>
@@ -1816,41 +1644,24 @@
           <w:bCs/>
         </w:rPr>
       </w:pPr>
-      <w:proofErr w:type="spellStart"/>
       <w:r>
         <w:rPr>
           <w:b/>
           <w:bCs/>
         </w:rPr>
-        <w:t>UserReceiptBooks</w:t>
-      </w:r>
-      <w:r>
-        <w:rPr>
-          <w:b/>
-          <w:bCs/>
-        </w:rPr>
-        <w:t>History</w:t>
-      </w:r>
-      <w:proofErr w:type="spellEnd"/>
-    </w:p>
-    <w:p>
-      <w:r>
-        <w:t xml:space="preserve">Represents the many-to-many relationship between Users and </w:t>
-      </w:r>
-      <w:proofErr w:type="spellStart"/>
-      <w:r>
-        <w:t>ReceiptBooks</w:t>
-      </w:r>
-      <w:proofErr w:type="spellEnd"/>
-      <w:r>
-        <w:t xml:space="preserve"> </w:t>
+        <w:t>Reasons</w:t>
+      </w:r>
+    </w:p>
+    <w:p>
+      <w:r>
+        <w:t>Stores reasons associated with visits.</w:t>
       </w:r>
     </w:p>
     <w:p>
       <w:pPr>
         <w:numPr>
           <w:ilvl w:val="0"/>
-          <w:numId w:val="43"/>
+          <w:numId w:val="42"/>
         </w:numPr>
       </w:pPr>
       <w:r>
@@ -1868,59 +1679,22 @@
       <w:pPr>
         <w:numPr>
           <w:ilvl w:val="1"/>
-          <w:numId w:val="43"/>
+          <w:numId w:val="42"/>
         </w:numPr>
       </w:pPr>
-      <w:proofErr w:type="spellStart"/>
-      <w:r>
-        <w:t>UserID</w:t>
-      </w:r>
-      <w:proofErr w:type="spellEnd"/>
-      <w:r>
-        <w:t xml:space="preserve"> (String, Foreign Key to </w:t>
-      </w:r>
-      <w:proofErr w:type="spellStart"/>
-      <w:r>
-        <w:t>Users.UserID</w:t>
-      </w:r>
-      <w:proofErr w:type="spellEnd"/>
-      <w:r>
-        <w:t>)</w:t>
+      <w:r>
+        <w:t>ReasonID (String, Primary Key)</w:t>
       </w:r>
     </w:p>
     <w:p>
       <w:pPr>
         <w:numPr>
           <w:ilvl w:val="1"/>
-          <w:numId w:val="43"/>
+          <w:numId w:val="42"/>
         </w:numPr>
       </w:pPr>
-      <w:proofErr w:type="spellStart"/>
-      <w:r>
-        <w:t>BookID</w:t>
-      </w:r>
-      <w:proofErr w:type="spellEnd"/>
-      <w:r>
-        <w:t xml:space="preserve"> (String, Foreign Key to </w:t>
-      </w:r>
-      <w:proofErr w:type="spellStart"/>
-      <w:r>
-        <w:t>ReceiptBooks.BookID</w:t>
-      </w:r>
-      <w:proofErr w:type="spellEnd"/>
-      <w:r>
-        <w:t>)</w:t>
-      </w:r>
-    </w:p>
-    <w:p>
-      <w:pPr>
-        <w:numPr>
-          <w:ilvl w:val="1"/>
-          <w:numId w:val="43"/>
-        </w:numPr>
-      </w:pPr>
-      <w:r>
-        <w:t>Date (Date)</w:t>
+      <w:r>
+        <w:t>item (String)</w:t>
       </w:r>
     </w:p>
     <w:p>
@@ -1935,20 +1709,22 @@
           <w:b/>
           <w:bCs/>
         </w:rPr>
-        <w:lastRenderedPageBreak/>
-        <w:t xml:space="preserve"> Notifications</w:t>
-      </w:r>
-    </w:p>
-    <w:p>
-      <w:r>
-        <w:t>Stores notifications sent to users.</w:t>
+        <w:t xml:space="preserve"> VisitChecklists</w:t>
+      </w:r>
+    </w:p>
+    <w:p>
+      <w:r>
+        <w:t xml:space="preserve">Represents the many-to-many relationship between Visits and </w:t>
+      </w:r>
+      <w:r>
+        <w:t>Checklists.</w:t>
       </w:r>
     </w:p>
     <w:p>
       <w:pPr>
         <w:numPr>
           <w:ilvl w:val="0"/>
-          <w:numId w:val="40"/>
+          <w:numId w:val="45"/>
         </w:numPr>
       </w:pPr>
       <w:r>
@@ -1966,150 +1742,33 @@
       <w:pPr>
         <w:numPr>
           <w:ilvl w:val="1"/>
-          <w:numId w:val="40"/>
+          <w:numId w:val="45"/>
         </w:numPr>
       </w:pPr>
-      <w:proofErr w:type="spellStart"/>
-      <w:r>
-        <w:t>NotificationID</w:t>
-      </w:r>
-      <w:proofErr w:type="spellEnd"/>
-      <w:r>
-        <w:t xml:space="preserve"> (String, Primary Key)</w:t>
+      <w:r>
+        <w:t>VisitID (String, Foreign Key to Visits.VisitID)</w:t>
       </w:r>
     </w:p>
     <w:p>
       <w:pPr>
         <w:numPr>
           <w:ilvl w:val="1"/>
-          <w:numId w:val="40"/>
+          <w:numId w:val="45"/>
         </w:numPr>
       </w:pPr>
       <w:r>
-        <w:t>message (String)</w:t>
+        <w:t>ChecklistID (String, Foreign Key to Checklists.ChecklistID)</w:t>
       </w:r>
     </w:p>
     <w:p>
       <w:pPr>
         <w:numPr>
           <w:ilvl w:val="1"/>
-          <w:numId w:val="40"/>
+          <w:numId w:val="45"/>
         </w:numPr>
       </w:pPr>
-      <w:proofErr w:type="spellStart"/>
-      <w:r>
-        <w:t>TimeStamp</w:t>
-      </w:r>
-      <w:proofErr w:type="spellEnd"/>
-      <w:r>
-        <w:t xml:space="preserve"> (</w:t>
-      </w:r>
-      <w:proofErr w:type="spellStart"/>
-      <w:r>
-        <w:t>DateTime</w:t>
-      </w:r>
-      <w:proofErr w:type="spellEnd"/>
-      <w:r>
-        <w:t>)</w:t>
-      </w:r>
-    </w:p>
-    <w:p>
-      <w:pPr>
-        <w:numPr>
-          <w:ilvl w:val="1"/>
-          <w:numId w:val="40"/>
-        </w:numPr>
-      </w:pPr>
-      <w:r>
-        <w:t>Type (String)</w:t>
-      </w:r>
-    </w:p>
-    <w:p>
-      <w:pPr>
-        <w:numPr>
-          <w:ilvl w:val="1"/>
-          <w:numId w:val="40"/>
-        </w:numPr>
-      </w:pPr>
-      <w:proofErr w:type="spellStart"/>
-      <w:r>
-        <w:t>read_at</w:t>
-      </w:r>
-      <w:proofErr w:type="spellEnd"/>
-      <w:r>
-        <w:t xml:space="preserve"> (</w:t>
-      </w:r>
-      <w:proofErr w:type="spellStart"/>
-      <w:r>
-        <w:t>DateTime</w:t>
-      </w:r>
-      <w:proofErr w:type="spellEnd"/>
-      <w:r>
-        <w:t xml:space="preserve">, nullable) </w:t>
-      </w:r>
-    </w:p>
-    <w:p>
-      <w:pPr>
-        <w:numPr>
-          <w:ilvl w:val="1"/>
-          <w:numId w:val="40"/>
-        </w:numPr>
-      </w:pPr>
-      <w:proofErr w:type="spellStart"/>
-      <w:r>
-        <w:t>UserID</w:t>
-      </w:r>
-      <w:proofErr w:type="spellEnd"/>
-      <w:r>
-        <w:t xml:space="preserve"> (String, Foreign Key to </w:t>
-      </w:r>
-      <w:proofErr w:type="spellStart"/>
-      <w:r>
-        <w:t>Users.UserID</w:t>
-      </w:r>
-      <w:proofErr w:type="spellEnd"/>
-      <w:r>
-        <w:t>)</w:t>
-      </w:r>
-      <w:r>
-        <w:br/>
-      </w:r>
-      <w:r>
-        <w:rPr>
-          <w:i/>
-          <w:iCs/>
-        </w:rPr>
-        <w:t>E</w:t>
-      </w:r>
-      <w:r>
-        <w:rPr>
-          <w:i/>
-          <w:iCs/>
-        </w:rPr>
-        <w:t xml:space="preserve">ach Notification is received </w:t>
-      </w:r>
-      <w:proofErr w:type="gramStart"/>
-      <w:r>
-        <w:rPr>
-          <w:i/>
-          <w:iCs/>
-        </w:rPr>
-        <w:t xml:space="preserve">To </w:t>
-      </w:r>
-      <w:r>
-        <w:rPr>
-          <w:i/>
-          <w:iCs/>
-        </w:rPr>
-        <w:t xml:space="preserve"> one</w:t>
-      </w:r>
-      <w:proofErr w:type="gramEnd"/>
-      <w:r>
-        <w:rPr>
-          <w:i/>
-          <w:iCs/>
-        </w:rPr>
-        <w:t xml:space="preserve"> User.</w:t>
+      <w:r>
+        <w:t>Checked (Boolean)</w:t>
       </w:r>
     </w:p>
     <w:p>
@@ -2124,19 +1783,22 @@
           <w:b/>
           <w:bCs/>
         </w:rPr>
-        <w:t>Checklists</w:t>
-      </w:r>
-    </w:p>
-    <w:p>
-      <w:r>
-        <w:t>Stores checklist items associated with visits.</w:t>
+        <w:t>VisitReasons</w:t>
+      </w:r>
+    </w:p>
+    <w:p>
+      <w:r>
+        <w:t xml:space="preserve">Represents the many-to-many relationship between Visits and </w:t>
+      </w:r>
+      <w:r>
+        <w:t>Reasons.</w:t>
       </w:r>
     </w:p>
     <w:p>
       <w:pPr>
         <w:numPr>
           <w:ilvl w:val="0"/>
-          <w:numId w:val="41"/>
+          <w:numId w:val="46"/>
         </w:numPr>
       </w:pPr>
       <w:r>
@@ -2154,27 +1816,22 @@
       <w:pPr>
         <w:numPr>
           <w:ilvl w:val="1"/>
-          <w:numId w:val="41"/>
+          <w:numId w:val="46"/>
         </w:numPr>
       </w:pPr>
-      <w:proofErr w:type="spellStart"/>
-      <w:r>
-        <w:t>ChecklistID</w:t>
-      </w:r>
-      <w:proofErr w:type="spellEnd"/>
-      <w:r>
-        <w:t xml:space="preserve"> (String, Primary Key)</w:t>
+      <w:r>
+        <w:t>VisitID (String, Foreign Key to Visits.VisitID)</w:t>
       </w:r>
     </w:p>
     <w:p>
       <w:pPr>
         <w:numPr>
           <w:ilvl w:val="1"/>
-          <w:numId w:val="41"/>
+          <w:numId w:val="46"/>
         </w:numPr>
       </w:pPr>
       <w:r>
-        <w:t>item (String)</w:t>
+        <w:t>ReasonID (String, Foreign Key to Reasons.ReasonID)</w:t>
       </w:r>
     </w:p>
     <w:p>
@@ -2189,19 +1846,14 @@
           <w:b/>
           <w:bCs/>
         </w:rPr>
-        <w:t>Reasons</w:t>
-      </w:r>
-    </w:p>
-    <w:p>
-      <w:r>
-        <w:t>Stores reasons associated with visits.</w:t>
+        <w:t>AuditLogs</w:t>
       </w:r>
     </w:p>
     <w:p>
       <w:pPr>
         <w:numPr>
           <w:ilvl w:val="0"/>
-          <w:numId w:val="42"/>
+          <w:numId w:val="46"/>
         </w:numPr>
       </w:pPr>
       <w:r>
@@ -2218,255 +1870,12 @@
     <w:p>
       <w:pPr>
         <w:numPr>
-          <w:ilvl w:val="1"/>
-          <w:numId w:val="42"/>
+          <w:ilvl w:val="0"/>
+          <w:numId w:val="53"/>
         </w:numPr>
       </w:pPr>
-      <w:proofErr w:type="spellStart"/>
-      <w:r>
-        <w:t>ReasonID</w:t>
-      </w:r>
-      <w:proofErr w:type="spellEnd"/>
-      <w:r>
-        <w:t xml:space="preserve"> (String, Primary Key)</w:t>
-      </w:r>
-    </w:p>
-    <w:p>
-      <w:pPr>
-        <w:numPr>
-          <w:ilvl w:val="1"/>
-          <w:numId w:val="42"/>
-        </w:numPr>
-      </w:pPr>
-      <w:r>
-        <w:t>item (String)</w:t>
-      </w:r>
-    </w:p>
-    <w:p>
-      <w:pPr>
-        <w:rPr>
-          <w:b/>
-          <w:bCs/>
-        </w:rPr>
-      </w:pPr>
-      <w:r>
-        <w:rPr>
-          <w:b/>
-          <w:bCs/>
-        </w:rPr>
-        <w:t xml:space="preserve"> </w:t>
-      </w:r>
-      <w:proofErr w:type="spellStart"/>
-      <w:proofErr w:type="gramStart"/>
-      <w:r>
-        <w:rPr>
-          <w:b/>
-          <w:bCs/>
-        </w:rPr>
-        <w:t>VisitChecklists</w:t>
-      </w:r>
-      <w:proofErr w:type="spellEnd"/>
-      <w:proofErr w:type="gramEnd"/>
-    </w:p>
-    <w:p>
-      <w:r>
-        <w:t xml:space="preserve">Represents the many-to-many relationship between Visits and </w:t>
-      </w:r>
-      <w:r>
-        <w:t>Checklists.</w:t>
-      </w:r>
-    </w:p>
-    <w:p>
-      <w:pPr>
-        <w:numPr>
-          <w:ilvl w:val="0"/>
-          <w:numId w:val="45"/>
-        </w:numPr>
-      </w:pPr>
-      <w:r>
-        <w:rPr>
-          <w:b/>
-          <w:bCs/>
-        </w:rPr>
-        <w:t>Columns</w:t>
-      </w:r>
-      <w:r>
-        <w:t xml:space="preserve">: </w:t>
-      </w:r>
-    </w:p>
-    <w:p>
-      <w:pPr>
-        <w:numPr>
-          <w:ilvl w:val="1"/>
-          <w:numId w:val="45"/>
-        </w:numPr>
-      </w:pPr>
-      <w:proofErr w:type="spellStart"/>
-      <w:r>
-        <w:t>VisitID</w:t>
-      </w:r>
-      <w:proofErr w:type="spellEnd"/>
-      <w:r>
-        <w:t xml:space="preserve"> (String, Foreign Key to </w:t>
-      </w:r>
-      <w:proofErr w:type="spellStart"/>
-      <w:r>
-        <w:t>Visits.VisitID</w:t>
-      </w:r>
-      <w:proofErr w:type="spellEnd"/>
-      <w:r>
-        <w:t>)</w:t>
-      </w:r>
-    </w:p>
-    <w:p>
-      <w:pPr>
-        <w:numPr>
-          <w:ilvl w:val="1"/>
-          <w:numId w:val="45"/>
-        </w:numPr>
-      </w:pPr>
-      <w:proofErr w:type="spellStart"/>
-      <w:r>
-        <w:t>ChecklistID</w:t>
-      </w:r>
-      <w:proofErr w:type="spellEnd"/>
-      <w:r>
-        <w:t xml:space="preserve"> (String, Foreign Key to </w:t>
-      </w:r>
-      <w:proofErr w:type="spellStart"/>
-      <w:r>
-        <w:t>Checklists.ChecklistID</w:t>
-      </w:r>
-      <w:proofErr w:type="spellEnd"/>
-      <w:r>
-        <w:t>)</w:t>
-      </w:r>
-    </w:p>
-    <w:p>
-      <w:pPr>
-        <w:rPr>
-          <w:b/>
-          <w:bCs/>
-        </w:rPr>
-      </w:pPr>
-      <w:proofErr w:type="spellStart"/>
-      <w:r>
-        <w:rPr>
-          <w:b/>
-          <w:bCs/>
-        </w:rPr>
-        <w:t>VisitReasons</w:t>
-      </w:r>
-      <w:proofErr w:type="spellEnd"/>
-    </w:p>
-    <w:p>
-      <w:r>
-        <w:t xml:space="preserve">Represents the many-to-many relationship between Visits and </w:t>
-      </w:r>
-      <w:r>
-        <w:t>Reasons.</w:t>
-      </w:r>
-    </w:p>
-    <w:p>
-      <w:pPr>
-        <w:numPr>
-          <w:ilvl w:val="0"/>
-          <w:numId w:val="46"/>
-        </w:numPr>
-      </w:pPr>
-      <w:r>
-        <w:rPr>
-          <w:b/>
-          <w:bCs/>
-        </w:rPr>
-        <w:t>Columns</w:t>
-      </w:r>
-      <w:r>
-        <w:t xml:space="preserve">: </w:t>
-      </w:r>
-    </w:p>
-    <w:p>
-      <w:pPr>
-        <w:numPr>
-          <w:ilvl w:val="1"/>
-          <w:numId w:val="46"/>
-        </w:numPr>
-      </w:pPr>
-      <w:proofErr w:type="spellStart"/>
-      <w:r>
-        <w:t>VisitID</w:t>
-      </w:r>
-      <w:proofErr w:type="spellEnd"/>
-      <w:r>
-        <w:t xml:space="preserve"> (String, Foreign Key to </w:t>
-      </w:r>
-      <w:proofErr w:type="spellStart"/>
-      <w:r>
-        <w:t>Visits.VisitID</w:t>
-      </w:r>
-      <w:proofErr w:type="spellEnd"/>
-      <w:r>
-        <w:t>)</w:t>
-      </w:r>
-    </w:p>
-    <w:p>
-      <w:pPr>
-        <w:numPr>
-          <w:ilvl w:val="1"/>
-          <w:numId w:val="46"/>
-        </w:numPr>
-      </w:pPr>
-      <w:proofErr w:type="spellStart"/>
-      <w:r>
-        <w:lastRenderedPageBreak/>
-        <w:t>ReasonID</w:t>
-      </w:r>
-      <w:proofErr w:type="spellEnd"/>
-      <w:r>
-        <w:t xml:space="preserve"> (String, Foreign Key to </w:t>
-      </w:r>
-      <w:proofErr w:type="spellStart"/>
-      <w:r>
-        <w:t>Reasons.ReasonID</w:t>
-      </w:r>
-      <w:proofErr w:type="spellEnd"/>
-      <w:r>
-        <w:t>)</w:t>
-      </w:r>
-    </w:p>
-    <w:p>
-      <w:pPr>
-        <w:rPr>
-          <w:b/>
-          <w:bCs/>
-        </w:rPr>
-      </w:pPr>
-      <w:proofErr w:type="spellStart"/>
-      <w:r>
-        <w:rPr>
-          <w:b/>
-          <w:bCs/>
-        </w:rPr>
-        <w:t>AuditLogs</w:t>
-      </w:r>
-      <w:proofErr w:type="spellEnd"/>
-    </w:p>
-    <w:p>
-      <w:pPr>
-        <w:numPr>
-          <w:ilvl w:val="0"/>
-          <w:numId w:val="46"/>
-        </w:numPr>
-      </w:pPr>
-      <w:r>
-        <w:rPr>
-          <w:b/>
-          <w:bCs/>
-        </w:rPr>
-        <w:t>Columns</w:t>
-      </w:r>
-      <w:r>
-        <w:t xml:space="preserve">: </w:t>
+      <w:r>
+        <w:t>LogID (String, Primary Key)</w:t>
       </w:r>
     </w:p>
     <w:p>
@@ -2476,13 +1885,8 @@
           <w:numId w:val="53"/>
         </w:numPr>
       </w:pPr>
-      <w:proofErr w:type="spellStart"/>
-      <w:r>
-        <w:t>LogID</w:t>
-      </w:r>
-      <w:proofErr w:type="spellEnd"/>
-      <w:r>
-        <w:t xml:space="preserve"> (String, Primary Key)</w:t>
+      <w:r>
+        <w:t>UserID (String, Foreign Key to Users.UserID, nullable)</w:t>
       </w:r>
     </w:p>
     <w:p>
@@ -2492,21 +1896,8 @@
           <w:numId w:val="53"/>
         </w:numPr>
       </w:pPr>
-      <w:proofErr w:type="spellStart"/>
-      <w:r>
-        <w:t>UserID</w:t>
-      </w:r>
-      <w:proofErr w:type="spellEnd"/>
-      <w:r>
-        <w:t xml:space="preserve"> (String, Foreign Key to </w:t>
-      </w:r>
-      <w:proofErr w:type="spellStart"/>
-      <w:r>
-        <w:t>Users.UserID</w:t>
-      </w:r>
-      <w:proofErr w:type="spellEnd"/>
-      <w:r>
-        <w:t>, nullable)</w:t>
+      <w:r>
+        <w:t>Action (String)</w:t>
       </w:r>
     </w:p>
     <w:p>
@@ -2517,7 +1908,7 @@
         </w:numPr>
       </w:pPr>
       <w:r>
-        <w:t>Action (String)</w:t>
+        <w:t>EntityType (String)</w:t>
       </w:r>
     </w:p>
     <w:p>
@@ -2527,13 +1918,8 @@
           <w:numId w:val="53"/>
         </w:numPr>
       </w:pPr>
-      <w:proofErr w:type="spellStart"/>
-      <w:r>
-        <w:t>EntityType</w:t>
-      </w:r>
-      <w:proofErr w:type="spellEnd"/>
-      <w:r>
-        <w:t xml:space="preserve"> (String)</w:t>
+      <w:r>
+        <w:t>EntityID (String)</w:t>
       </w:r>
     </w:p>
     <w:p>
@@ -2543,13 +1929,8 @@
           <w:numId w:val="53"/>
         </w:numPr>
       </w:pPr>
-      <w:proofErr w:type="spellStart"/>
-      <w:r>
-        <w:t>EntityID</w:t>
-      </w:r>
-      <w:proofErr w:type="spellEnd"/>
-      <w:r>
-        <w:t xml:space="preserve"> (String)</w:t>
+      <w:r>
+        <w:t>Timestamp (DateTime)</w:t>
       </w:r>
     </w:p>
     <w:p>
@@ -2560,15 +1941,7 @@
         </w:numPr>
       </w:pPr>
       <w:r>
-        <w:t>Timestamp (</w:t>
-      </w:r>
-      <w:proofErr w:type="spellStart"/>
-      <w:r>
-        <w:t>DateTime</w:t>
-      </w:r>
-      <w:proofErr w:type="spellEnd"/>
-      <w:r>
-        <w:t>)</w:t>
+        <w:t>Details (Text, nullable)</w:t>
       </w:r>
     </w:p>
     <w:p>
@@ -2579,23 +1952,7 @@
         </w:numPr>
       </w:pPr>
       <w:r>
-        <w:t>Details (Text, nullable)</w:t>
-      </w:r>
-    </w:p>
-    <w:p>
-      <w:pPr>
-        <w:numPr>
-          <w:ilvl w:val="0"/>
-          <w:numId w:val="53"/>
-        </w:numPr>
-      </w:pPr>
-      <w:proofErr w:type="spellStart"/>
-      <w:r>
-        <w:t>IPAddress</w:t>
-      </w:r>
-      <w:proofErr w:type="spellEnd"/>
-      <w:r>
-        <w:t xml:space="preserve"> (String, nullable)</w:t>
+        <w:t>IPAddress (String, nullable)</w:t>
       </w:r>
     </w:p>
     <w:p/>
@@ -11315,6 +10672,7 @@
   <w:style w:type="character" w:default="1" w:styleId="DefaultParagraphFont">
     <w:name w:val="Default Paragraph Font"/>
     <w:uiPriority w:val="1"/>
+    <w:semiHidden/>
     <w:unhideWhenUsed/>
   </w:style>
   <w:style w:type="table" w:default="1" w:styleId="TableNormal">
